--- a/Course/Component 2 - Algorithms and Programming/2.3 Algorithms/2.3.1 Algorithms/Worksheet (editable).docx
+++ b/Course/Component 2 - Algorithms and Programming/2.3 Algorithms/2.3.1 Algorithms/Worksheet (editable).docx
@@ -1590,46 +1590,8 @@
     </w:p>
     <w:p>
       <w:r>
-        <w:t xml:space="preserve">Write the output of each traversal. </w:t>
+        <w:t>Write the output of each traversal below.</w:t>
       </w:r>
-      <w:r>
-        <w:rPr>
-          <w:b/>
-        </w:rPr>
-        <w:t>[3]</w:t>
-      </w:r>
-    </w:p>
-    <w:p>
-      <w:pPr>
-        <w:spacing w:before="260"/>
-        <w:pBdr>
-          <w:bottom w:val="single" w:sz="4" w:space="1" w:color="AAB4C0"/>
-        </w:pBdr>
-      </w:pPr>
-    </w:p>
-    <w:p>
-      <w:pPr>
-        <w:spacing w:before="260"/>
-        <w:pBdr>
-          <w:bottom w:val="single" w:sz="4" w:space="1" w:color="AAB4C0"/>
-        </w:pBdr>
-      </w:pPr>
-    </w:p>
-    <w:p>
-      <w:pPr>
-        <w:spacing w:before="260"/>
-        <w:pBdr>
-          <w:bottom w:val="single" w:sz="4" w:space="1" w:color="AAB4C0"/>
-        </w:pBdr>
-      </w:pPr>
-    </w:p>
-    <w:p>
-      <w:pPr>
-        <w:spacing w:before="260"/>
-        <w:pBdr>
-          <w:bottom w:val="single" w:sz="4" w:space="1" w:color="AAB4C0"/>
-        </w:pBdr>
-      </w:pPr>
     </w:p>
     <w:p>
       <w:r>
